--- a/www/content/abdomen-pelvis/Lymphatic drainage of stomach.docx
+++ b/www/content/abdomen-pelvis/Lymphatic drainage of stomach.docx
@@ -3,22 +3,6 @@
 <w:document xmlns:wpc="http://schemas.microsoft.com/office/word/2010/wordprocessingCanvas" xmlns:cx="http://schemas.microsoft.com/office/drawing/2014/chartex" xmlns:cx1="http://schemas.microsoft.com/office/drawing/2015/9/8/chartex" xmlns:cx2="http://schemas.microsoft.com/office/drawing/2015/10/21/chartex" xmlns:cx3="http://schemas.microsoft.com/office/drawing/2016/5/9/chartex" xmlns:cx4="http://schemas.microsoft.com/office/drawing/2016/5/10/chartex" xmlns:cx5="http://schemas.microsoft.com/office/drawing/2016/5/11/chartex" xmlns:cx6="http://schemas.microsoft.com/office/drawing/2016/5/12/chartex" xmlns:cx7="http://schemas.microsoft.com/office/drawing/2016/5/13/chartex" xmlns:cx8="http://schemas.microsoft.com/office/drawing/2016/5/14/chartex" xmlns:mc="http://schemas.openxmlformats.org/markup-compatibility/2006" xmlns:aink="http://schemas.microsoft.com/office/drawing/2016/ink" xmlns:am3d="http://schemas.microsoft.com/office/drawing/2017/model3d" xmlns:o="urn:schemas-microsoft-com:office:office" xmlns:oel="http://schemas.microsoft.com/office/2019/extlst" xmlns:r="http://schemas.openxmlformats.org/officeDocument/2006/relationships" xmlns:m="http://schemas.openxmlformats.org/officeDocument/2006/math" xmlns:v="urn:schemas-microsoft-com:vml" xmlns:wp14="http://schemas.microsoft.com/office/word/2010/wordprocessingDrawing" xmlns:wp="http://schemas.openxmlformats.org/drawingml/2006/wordprocessingDrawing" xmlns:w10="urn:schemas-microsoft-com:office:word" xmlns:w="http://schemas.openxmlformats.org/wordprocessingml/2006/main" xmlns:w14="http://schemas.microsoft.com/office/word/2010/wordml" xmlns:w15="http://schemas.microsoft.com/office/word/2012/wordml" xmlns:w16cex="http://schemas.microsoft.com/office/word/2018/wordml/cex" xmlns:w16cid="http://schemas.microsoft.com/office/word/2016/wordml/cid" xmlns:w16="http://schemas.microsoft.com/office/word/2018/wordml" xmlns:w16du="http://schemas.microsoft.com/office/word/2023/wordml/word16du" xmlns:w16sdtdh="http://schemas.microsoft.com/office/word/2020/wordml/sdtdatahash" xmlns:w16sdtfl="http://schemas.microsoft.com/office/word/2024/wordml/sdtformatlock" xmlns:w16se="http://schemas.microsoft.com/office/word/2015/wordml/symex" xmlns:wpg="http://schemas.microsoft.com/office/word/2010/wordprocessingGroup" xmlns:wpi="http://schemas.microsoft.com/office/word/2010/wordprocessingInk" xmlns:wne="http://schemas.microsoft.com/office/word/2006/wordml" xmlns:wps="http://schemas.microsoft.com/office/word/2010/wordprocessingShape" mc:Ignorable="w14 w15 w16se w16cid w16 w16cex w16sdtdh w16sdtfl w16du wp14">
   <w:body>
     <w:p>
-      <w:r>
-        <w:t>Specific learning objectives</w:t>
-      </w:r>
-    </w:p>
-    <w:p>
-      <w:pPr>
-        <w:numPr>
-          <w:ilvl w:val="0"/>
-          <w:numId w:val="1"/>
-        </w:numPr>
-      </w:pPr>
-      <w:r>
-        <w:t>To enumerate four main groups of lymph nodes along with direction of lymph flow draining the stomach</w:t>
-      </w:r>
-    </w:p>
-    <w:p>
       <w:pPr>
         <w:pStyle w:val="Heading1"/>
       </w:pPr>
@@ -30,11 +14,6 @@
       <w:pPr>
         <w:pStyle w:val="Heading2"/>
       </w:pPr>
-      <w:r>
-        <w:t>Untitled Accordion</w:t>
-      </w:r>
-    </w:p>
-    <w:p>
       <w:r>
         <w:t>Classical view of lymphatic drainage</w:t>
       </w:r>
@@ -123,7 +102,6 @@
         <w:rPr>
           <w:noProof/>
         </w:rPr>
-        <w:lastRenderedPageBreak/>
         <w:drawing>
           <wp:inline distT="0" distB="0" distL="0" distR="0" wp14:anchorId="75DB7972" wp14:editId="33088387">
             <wp:extent cx="5731510" cy="3223895"/>
@@ -175,13 +153,17 @@
       </w:r>
     </w:p>
     <w:p>
+      <w:pPr>
+        <w:jc w:val="center"/>
+      </w:pPr>
       <w:r>
         <w:rPr>
           <w:noProof/>
         </w:rPr>
+        <w:lastRenderedPageBreak/>
         <w:drawing>
-          <wp:inline distT="0" distB="0" distL="0" distR="0" wp14:anchorId="42BAEE70" wp14:editId="15C99BAF">
-            <wp:extent cx="5731510" cy="3677920"/>
+          <wp:inline distT="0" distB="0" distL="0" distR="0" wp14:anchorId="42BAEE70" wp14:editId="6A0C77B2">
+            <wp:extent cx="5010150" cy="3215022"/>
             <wp:effectExtent l="0" t="0" r="0" b="0"/>
             <wp:docPr id="161951561" name="Picture 3" descr="Background image"/>
             <wp:cNvGraphicFramePr>
@@ -212,7 +194,7 @@
                   <pic:spPr bwMode="auto">
                     <a:xfrm>
                       <a:off x="0" y="0"/>
-                      <a:ext cx="5731510" cy="3677920"/>
+                      <a:ext cx="5011959" cy="3216183"/>
                     </a:xfrm>
                     <a:prstGeom prst="rect">
                       <a:avLst/>
@@ -229,238 +211,28 @@
         </w:drawing>
       </w:r>
     </w:p>
-    <w:p/>
-    <w:p>
-      <w:r>
-        <w:rPr>
-          <w:noProof/>
-        </w:rPr>
-        <w:lastRenderedPageBreak/>
-        <w:drawing>
-          <wp:inline distT="0" distB="0" distL="0" distR="0" wp14:anchorId="78B07063" wp14:editId="440641E8">
-            <wp:extent cx="5731510" cy="3677920"/>
-            <wp:effectExtent l="0" t="0" r="0" b="0"/>
-            <wp:docPr id="1018482218" name="Picture 4"/>
-            <wp:cNvGraphicFramePr>
-              <a:graphicFrameLocks xmlns:a="http://schemas.openxmlformats.org/drawingml/2006/main" noChangeAspect="1"/>
-            </wp:cNvGraphicFramePr>
-            <a:graphic xmlns:a="http://schemas.openxmlformats.org/drawingml/2006/main">
-              <a:graphicData uri="http://schemas.openxmlformats.org/drawingml/2006/picture">
-                <pic:pic xmlns:pic="http://schemas.openxmlformats.org/drawingml/2006/picture">
-                  <pic:nvPicPr>
-                    <pic:cNvPr id="0" name="Picture 7"/>
-                    <pic:cNvPicPr>
-                      <a:picLocks noChangeAspect="1" noChangeArrowheads="1"/>
-                    </pic:cNvPicPr>
-                  </pic:nvPicPr>
-                  <pic:blipFill>
-                    <a:blip r:embed="rId6">
-                      <a:extLst>
-                        <a:ext uri="{28A0092B-C50C-407E-A947-70E740481C1C}">
-                          <a14:useLocalDpi xmlns:a14="http://schemas.microsoft.com/office/drawing/2010/main" val="0"/>
-                        </a:ext>
-                      </a:extLst>
-                    </a:blip>
-                    <a:srcRect/>
-                    <a:stretch>
-                      <a:fillRect/>
-                    </a:stretch>
-                  </pic:blipFill>
-                  <pic:spPr bwMode="auto">
-                    <a:xfrm>
-                      <a:off x="0" y="0"/>
-                      <a:ext cx="5731510" cy="3677920"/>
-                    </a:xfrm>
-                    <a:prstGeom prst="rect">
-                      <a:avLst/>
-                    </a:prstGeom>
-                    <a:noFill/>
-                    <a:ln>
-                      <a:noFill/>
-                    </a:ln>
-                  </pic:spPr>
-                </pic:pic>
-              </a:graphicData>
-            </a:graphic>
-          </wp:inline>
-        </w:drawing>
-      </w:r>
-    </w:p>
-    <w:p>
+    <w:p>
+      <w:r>
+        <w:t>[YOUTUBE]</w:t>
+      </w:r>
+      <w:r>
+        <w:t xml:space="preserve"> </w:t>
+      </w:r>
+      <w:r>
+        <w:t>https://youtu.be/Pu8j4W7RGSY</w:t>
+      </w:r>
+    </w:p>
+    <w:p>
+      <w:pPr>
+        <w:jc w:val="center"/>
+      </w:pPr>
       <w:r>
         <w:rPr>
           <w:noProof/>
         </w:rPr>
         <w:drawing>
-          <wp:inline distT="0" distB="0" distL="0" distR="0" wp14:anchorId="6F6F0990" wp14:editId="49C711DC">
-            <wp:extent cx="5731510" cy="3677920"/>
-            <wp:effectExtent l="0" t="0" r="0" b="0"/>
-            <wp:docPr id="895311007" name="Picture 5"/>
-            <wp:cNvGraphicFramePr>
-              <a:graphicFrameLocks xmlns:a="http://schemas.openxmlformats.org/drawingml/2006/main" noChangeAspect="1"/>
-            </wp:cNvGraphicFramePr>
-            <a:graphic xmlns:a="http://schemas.openxmlformats.org/drawingml/2006/main">
-              <a:graphicData uri="http://schemas.openxmlformats.org/drawingml/2006/picture">
-                <pic:pic xmlns:pic="http://schemas.openxmlformats.org/drawingml/2006/picture">
-                  <pic:nvPicPr>
-                    <pic:cNvPr id="0" name="Picture 9"/>
-                    <pic:cNvPicPr>
-                      <a:picLocks noChangeAspect="1" noChangeArrowheads="1"/>
-                    </pic:cNvPicPr>
-                  </pic:nvPicPr>
-                  <pic:blipFill>
-                    <a:blip r:embed="rId6">
-                      <a:extLst>
-                        <a:ext uri="{28A0092B-C50C-407E-A947-70E740481C1C}">
-                          <a14:useLocalDpi xmlns:a14="http://schemas.microsoft.com/office/drawing/2010/main" val="0"/>
-                        </a:ext>
-                      </a:extLst>
-                    </a:blip>
-                    <a:srcRect/>
-                    <a:stretch>
-                      <a:fillRect/>
-                    </a:stretch>
-                  </pic:blipFill>
-                  <pic:spPr bwMode="auto">
-                    <a:xfrm>
-                      <a:off x="0" y="0"/>
-                      <a:ext cx="5731510" cy="3677920"/>
-                    </a:xfrm>
-                    <a:prstGeom prst="rect">
-                      <a:avLst/>
-                    </a:prstGeom>
-                    <a:noFill/>
-                    <a:ln>
-                      <a:noFill/>
-                    </a:ln>
-                  </pic:spPr>
-                </pic:pic>
-              </a:graphicData>
-            </a:graphic>
-          </wp:inline>
-        </w:drawing>
-      </w:r>
-    </w:p>
-    <w:p>
-      <w:r>
-        <w:rPr>
-          <w:noProof/>
-        </w:rPr>
-        <w:lastRenderedPageBreak/>
-        <w:drawing>
-          <wp:inline distT="0" distB="0" distL="0" distR="0" wp14:anchorId="25C1A2CB" wp14:editId="2599DC65">
-            <wp:extent cx="5731510" cy="3677920"/>
-            <wp:effectExtent l="0" t="0" r="0" b="0"/>
-            <wp:docPr id="237146902" name="Picture 6"/>
-            <wp:cNvGraphicFramePr>
-              <a:graphicFrameLocks xmlns:a="http://schemas.openxmlformats.org/drawingml/2006/main" noChangeAspect="1"/>
-            </wp:cNvGraphicFramePr>
-            <a:graphic xmlns:a="http://schemas.openxmlformats.org/drawingml/2006/main">
-              <a:graphicData uri="http://schemas.openxmlformats.org/drawingml/2006/picture">
-                <pic:pic xmlns:pic="http://schemas.openxmlformats.org/drawingml/2006/picture">
-                  <pic:nvPicPr>
-                    <pic:cNvPr id="0" name="Picture 11"/>
-                    <pic:cNvPicPr>
-                      <a:picLocks noChangeAspect="1" noChangeArrowheads="1"/>
-                    </pic:cNvPicPr>
-                  </pic:nvPicPr>
-                  <pic:blipFill>
-                    <a:blip r:embed="rId6">
-                      <a:extLst>
-                        <a:ext uri="{28A0092B-C50C-407E-A947-70E740481C1C}">
-                          <a14:useLocalDpi xmlns:a14="http://schemas.microsoft.com/office/drawing/2010/main" val="0"/>
-                        </a:ext>
-                      </a:extLst>
-                    </a:blip>
-                    <a:srcRect/>
-                    <a:stretch>
-                      <a:fillRect/>
-                    </a:stretch>
-                  </pic:blipFill>
-                  <pic:spPr bwMode="auto">
-                    <a:xfrm>
-                      <a:off x="0" y="0"/>
-                      <a:ext cx="5731510" cy="3677920"/>
-                    </a:xfrm>
-                    <a:prstGeom prst="rect">
-                      <a:avLst/>
-                    </a:prstGeom>
-                    <a:noFill/>
-                    <a:ln>
-                      <a:noFill/>
-                    </a:ln>
-                  </pic:spPr>
-                </pic:pic>
-              </a:graphicData>
-            </a:graphic>
-          </wp:inline>
-        </w:drawing>
-      </w:r>
-    </w:p>
-    <w:p>
-      <w:r>
-        <w:rPr>
-          <w:noProof/>
-        </w:rPr>
-        <w:drawing>
-          <wp:inline distT="0" distB="0" distL="0" distR="0" wp14:anchorId="45DADD2A" wp14:editId="712ACF31">
-            <wp:extent cx="5731510" cy="3677920"/>
-            <wp:effectExtent l="0" t="0" r="0" b="0"/>
-            <wp:docPr id="1603844864" name="Picture 7"/>
-            <wp:cNvGraphicFramePr>
-              <a:graphicFrameLocks xmlns:a="http://schemas.openxmlformats.org/drawingml/2006/main" noChangeAspect="1"/>
-            </wp:cNvGraphicFramePr>
-            <a:graphic xmlns:a="http://schemas.openxmlformats.org/drawingml/2006/main">
-              <a:graphicData uri="http://schemas.openxmlformats.org/drawingml/2006/picture">
-                <pic:pic xmlns:pic="http://schemas.openxmlformats.org/drawingml/2006/picture">
-                  <pic:nvPicPr>
-                    <pic:cNvPr id="0" name="Picture 13"/>
-                    <pic:cNvPicPr>
-                      <a:picLocks noChangeAspect="1" noChangeArrowheads="1"/>
-                    </pic:cNvPicPr>
-                  </pic:nvPicPr>
-                  <pic:blipFill>
-                    <a:blip r:embed="rId6">
-                      <a:extLst>
-                        <a:ext uri="{28A0092B-C50C-407E-A947-70E740481C1C}">
-                          <a14:useLocalDpi xmlns:a14="http://schemas.microsoft.com/office/drawing/2010/main" val="0"/>
-                        </a:ext>
-                      </a:extLst>
-                    </a:blip>
-                    <a:srcRect/>
-                    <a:stretch>
-                      <a:fillRect/>
-                    </a:stretch>
-                  </pic:blipFill>
-                  <pic:spPr bwMode="auto">
-                    <a:xfrm>
-                      <a:off x="0" y="0"/>
-                      <a:ext cx="5731510" cy="3677920"/>
-                    </a:xfrm>
-                    <a:prstGeom prst="rect">
-                      <a:avLst/>
-                    </a:prstGeom>
-                    <a:noFill/>
-                    <a:ln>
-                      <a:noFill/>
-                    </a:ln>
-                  </pic:spPr>
-                </pic:pic>
-              </a:graphicData>
-            </a:graphic>
-          </wp:inline>
-        </w:drawing>
-      </w:r>
-    </w:p>
-    <w:p>
-      <w:r>
-        <w:rPr>
-          <w:noProof/>
-        </w:rPr>
-        <w:lastRenderedPageBreak/>
-        <w:drawing>
-          <wp:inline distT="0" distB="0" distL="0" distR="0" wp14:anchorId="73A5AF47" wp14:editId="052B2D9E">
-            <wp:extent cx="5731510" cy="4855845"/>
+          <wp:inline distT="0" distB="0" distL="0" distR="0" wp14:anchorId="73A5AF47" wp14:editId="2BE8623B">
+            <wp:extent cx="4888310" cy="4141470"/>
             <wp:effectExtent l="0" t="0" r="0" b="0"/>
             <wp:docPr id="1421258564" name="Picture 8" descr="Background image"/>
             <wp:cNvGraphicFramePr>
@@ -491,7 +263,7 @@
                   <pic:spPr bwMode="auto">
                     <a:xfrm>
                       <a:off x="0" y="0"/>
-                      <a:ext cx="5731510" cy="4855845"/>
+                      <a:ext cx="4891752" cy="4144386"/>
                     </a:xfrm>
                     <a:prstGeom prst="rect">
                       <a:avLst/>
@@ -510,58 +282,13 @@
     </w:p>
     <w:p>
       <w:r>
-        <w:rPr>
-          <w:noProof/>
-        </w:rPr>
-        <w:lastRenderedPageBreak/>
-        <w:drawing>
-          <wp:inline distT="0" distB="0" distL="0" distR="0" wp14:anchorId="3665030B" wp14:editId="4B7C5968">
-            <wp:extent cx="5731510" cy="4855845"/>
-            <wp:effectExtent l="0" t="0" r="0" b="0"/>
-            <wp:docPr id="710664262" name="Picture 9"/>
-            <wp:cNvGraphicFramePr>
-              <a:graphicFrameLocks xmlns:a="http://schemas.openxmlformats.org/drawingml/2006/main" noChangeAspect="1"/>
-            </wp:cNvGraphicFramePr>
-            <a:graphic xmlns:a="http://schemas.openxmlformats.org/drawingml/2006/main">
-              <a:graphicData uri="http://schemas.openxmlformats.org/drawingml/2006/picture">
-                <pic:pic xmlns:pic="http://schemas.openxmlformats.org/drawingml/2006/picture">
-                  <pic:nvPicPr>
-                    <pic:cNvPr id="0" name="Picture 17"/>
-                    <pic:cNvPicPr>
-                      <a:picLocks noChangeAspect="1" noChangeArrowheads="1"/>
-                    </pic:cNvPicPr>
-                  </pic:nvPicPr>
-                  <pic:blipFill>
-                    <a:blip r:embed="rId7">
-                      <a:extLst>
-                        <a:ext uri="{28A0092B-C50C-407E-A947-70E740481C1C}">
-                          <a14:useLocalDpi xmlns:a14="http://schemas.microsoft.com/office/drawing/2010/main" val="0"/>
-                        </a:ext>
-                      </a:extLst>
-                    </a:blip>
-                    <a:srcRect/>
-                    <a:stretch>
-                      <a:fillRect/>
-                    </a:stretch>
-                  </pic:blipFill>
-                  <pic:spPr bwMode="auto">
-                    <a:xfrm>
-                      <a:off x="0" y="0"/>
-                      <a:ext cx="5731510" cy="4855845"/>
-                    </a:xfrm>
-                    <a:prstGeom prst="rect">
-                      <a:avLst/>
-                    </a:prstGeom>
-                    <a:noFill/>
-                    <a:ln>
-                      <a:noFill/>
-                    </a:ln>
-                  </pic:spPr>
-                </pic:pic>
-              </a:graphicData>
-            </a:graphic>
-          </wp:inline>
-        </w:drawing>
+        <w:t>[YOUTUBE]</w:t>
+      </w:r>
+      <w:r>
+        <w:t xml:space="preserve"> </w:t>
+      </w:r>
+      <w:r>
+        <w:t>https://youtu.be/hTCQO-4eb6Q</w:t>
       </w:r>
     </w:p>
     <w:p>
@@ -569,6 +296,7 @@
         <w:pStyle w:val="Heading2"/>
       </w:pPr>
       <w:r>
+        <w:lastRenderedPageBreak/>
         <w:t>Metastasis</w:t>
       </w:r>
     </w:p>
@@ -604,15 +332,7 @@
         <w:t>Zone I</w:t>
       </w:r>
       <w:r>
-        <w:t xml:space="preserve"> (inferior gastric) drains into the </w:t>
-      </w:r>
-      <w:proofErr w:type="spellStart"/>
-      <w:r>
-        <w:t>subpyloric</w:t>
-      </w:r>
-      <w:proofErr w:type="spellEnd"/>
-      <w:r>
-        <w:t xml:space="preserve"> and omental nodes</w:t>
+        <w:t xml:space="preserve"> (inferior gastric) drains into the subpyloric and omental nodes</w:t>
       </w:r>
     </w:p>
     <w:p>
@@ -624,15 +344,7 @@
         <w:t>Zone II</w:t>
       </w:r>
       <w:r>
-        <w:t xml:space="preserve"> (splenic) drains into the </w:t>
-      </w:r>
-      <w:proofErr w:type="spellStart"/>
-      <w:r>
-        <w:t>pancreaticosplenic</w:t>
-      </w:r>
-      <w:proofErr w:type="spellEnd"/>
-      <w:r>
-        <w:t xml:space="preserve"> nodes</w:t>
+        <w:t xml:space="preserve"> (splenic) drains into the pancreaticosplenic nodes</w:t>
       </w:r>
     </w:p>
     <w:p>
@@ -663,15 +375,7 @@
         <w:t>Zone IV</w:t>
       </w:r>
       <w:r>
-        <w:t xml:space="preserve"> (hepatic) drains into the </w:t>
-      </w:r>
-      <w:proofErr w:type="spellStart"/>
-      <w:r>
-        <w:t>suprapyloric</w:t>
-      </w:r>
-      <w:proofErr w:type="spellEnd"/>
-      <w:r>
-        <w:t xml:space="preserve"> nodes</w:t>
+        <w:t xml:space="preserve"> (hepatic) drains into the suprapyloric nodes</w:t>
       </w:r>
     </w:p>
     <w:p/>
@@ -680,7 +384,6 @@
         <w:pStyle w:val="Heading2"/>
       </w:pPr>
       <w:r>
-        <w:lastRenderedPageBreak/>
         <w:t>Lymphatic drainage of the stomach and nodal stations according to the Japanese classification</w:t>
       </w:r>
     </w:p>
@@ -745,69 +448,6 @@
         </w:drawing>
       </w:r>
     </w:p>
-    <w:p/>
-    <w:p>
-      <w:r>
-        <w:rPr>
-          <w:noProof/>
-        </w:rPr>
-        <w:lastRenderedPageBreak/>
-        <w:drawing>
-          <wp:inline distT="0" distB="0" distL="0" distR="0" wp14:anchorId="30679B76" wp14:editId="3F108316">
-            <wp:extent cx="5731510" cy="3650615"/>
-            <wp:effectExtent l="0" t="0" r="0" b="6985"/>
-            <wp:docPr id="1845109126" name="Picture 11"/>
-            <wp:cNvGraphicFramePr>
-              <a:graphicFrameLocks xmlns:a="http://schemas.openxmlformats.org/drawingml/2006/main" noChangeAspect="1"/>
-            </wp:cNvGraphicFramePr>
-            <a:graphic xmlns:a="http://schemas.openxmlformats.org/drawingml/2006/main">
-              <a:graphicData uri="http://schemas.openxmlformats.org/drawingml/2006/picture">
-                <pic:pic xmlns:pic="http://schemas.openxmlformats.org/drawingml/2006/picture">
-                  <pic:nvPicPr>
-                    <pic:cNvPr id="0" name="Picture 21"/>
-                    <pic:cNvPicPr>
-                      <a:picLocks noChangeAspect="1" noChangeArrowheads="1"/>
-                    </pic:cNvPicPr>
-                  </pic:nvPicPr>
-                  <pic:blipFill>
-                    <a:blip r:embed="rId8">
-                      <a:extLst>
-                        <a:ext uri="{28A0092B-C50C-407E-A947-70E740481C1C}">
-                          <a14:useLocalDpi xmlns:a14="http://schemas.microsoft.com/office/drawing/2010/main" val="0"/>
-                        </a:ext>
-                      </a:extLst>
-                    </a:blip>
-                    <a:srcRect/>
-                    <a:stretch>
-                      <a:fillRect/>
-                    </a:stretch>
-                  </pic:blipFill>
-                  <pic:spPr bwMode="auto">
-                    <a:xfrm>
-                      <a:off x="0" y="0"/>
-                      <a:ext cx="5731510" cy="3650615"/>
-                    </a:xfrm>
-                    <a:prstGeom prst="rect">
-                      <a:avLst/>
-                    </a:prstGeom>
-                    <a:noFill/>
-                    <a:ln>
-                      <a:noFill/>
-                    </a:ln>
-                  </pic:spPr>
-                </pic:pic>
-              </a:graphicData>
-            </a:graphic>
-          </wp:inline>
-        </w:drawing>
-      </w:r>
-    </w:p>
-    <w:p>
-      <w:r>
-        <w:t>(a) The anterior view of the stomach.</w:t>
-      </w:r>
-    </w:p>
-    <w:p/>
     <w:sectPr>
       <w:pgSz w:w="11906" w:h="16838"/>
       <w:pgMar w:top="1440" w:right="1440" w:bottom="1440" w:left="1440" w:header="708" w:footer="708" w:gutter="0"/>
@@ -1577,6 +1217,7 @@
   <w:style w:type="character" w:default="1" w:styleId="DefaultParagraphFont">
     <w:name w:val="Default Paragraph Font"/>
     <w:uiPriority w:val="1"/>
+    <w:semiHidden/>
     <w:unhideWhenUsed/>
   </w:style>
   <w:style w:type="table" w:default="1" w:styleId="TableNormal">

--- a/www/content/abdomen-pelvis/Lymphatic drainage of stomach.docx
+++ b/www/content/abdomen-pelvis/Lymphatic drainage of stomach.docx
@@ -216,10 +216,7 @@
         <w:t>[YOUTUBE]</w:t>
       </w:r>
       <w:r>
-        <w:t xml:space="preserve"> </w:t>
-      </w:r>
-      <w:r>
-        <w:t>https://youtu.be/Pu8j4W7RGSY</w:t>
+        <w:t xml:space="preserve"> https://youtu.be/Pu8j4W7RGSY</w:t>
       </w:r>
     </w:p>
     <w:p>
@@ -285,10 +282,7 @@
         <w:t>[YOUTUBE]</w:t>
       </w:r>
       <w:r>
-        <w:t xml:space="preserve"> </w:t>
-      </w:r>
-      <w:r>
-        <w:t>https://youtu.be/hTCQO-4eb6Q</w:t>
+        <w:t xml:space="preserve"> https://youtu.be/hTCQO-4eb6Q</w:t>
       </w:r>
     </w:p>
     <w:p>
@@ -448,6 +442,144 @@
         </w:drawing>
       </w:r>
     </w:p>
+    <w:p>
+      <w:r>
+        <w:lastRenderedPageBreak/>
+        <w:t>_____MCQ_START____</w:t>
+      </w:r>
+    </w:p>
+    <w:p>
+      <w:r>
+        <w:t>Q1. The lymphatic drainage of the stomach ultimately drains into:</w:t>
+      </w:r>
+      <w:r>
+        <w:br/>
+        <w:t>A. Superior mesenteric nodes</w:t>
+      </w:r>
+      <w:r>
+        <w:br/>
+        <w:t>B. Inferior mesenteric nodes</w:t>
+      </w:r>
+      <w:r>
+        <w:br/>
+        <w:t>C. Lumbar nodes</w:t>
+      </w:r>
+      <w:r>
+        <w:br/>
+        <w:t>D. Celiac lymph nodes[CORRECT]</w:t>
+      </w:r>
+    </w:p>
+    <w:p>
+      <w:r>
+        <w:t>_____</w:t>
+      </w:r>
+    </w:p>
+    <w:p>
+      <w:r>
+        <w:t>Q2. Lymph from the lesser curvature of the stomach primarily drains into:</w:t>
+      </w:r>
+      <w:r>
+        <w:br/>
+        <w:t>A. Pancreaticosplenic nodes</w:t>
+      </w:r>
+      <w:r>
+        <w:br/>
+        <w:t>B. Right gastroepiploic nodes</w:t>
+      </w:r>
+      <w:r>
+        <w:br/>
+        <w:t>C. Left and right gastric lymph nodes[CORRECT]</w:t>
+      </w:r>
+      <w:r>
+        <w:br/>
+        <w:t>D. Subpyloric nodes</w:t>
+      </w:r>
+    </w:p>
+    <w:p>
+      <w:r>
+        <w:t>_____</w:t>
+      </w:r>
+    </w:p>
+    <w:p>
+      <w:r>
+        <w:t>Q3. Lymph from the fundus and upper part of the stomach drains mainly into:</w:t>
+      </w:r>
+      <w:r>
+        <w:br/>
+        <w:t>A. Pyloric nodes</w:t>
+      </w:r>
+      <w:r>
+        <w:br/>
+        <w:t>B. Pancreaticosplenic lymph nodes[CORRECT]</w:t>
+      </w:r>
+      <w:r>
+        <w:br/>
+        <w:t>C. Hepatic nodes</w:t>
+      </w:r>
+      <w:r>
+        <w:br/>
+        <w:t>D. Inferior mesenteric nodes</w:t>
+      </w:r>
+    </w:p>
+    <w:p>
+      <w:r>
+        <w:t>_____</w:t>
+      </w:r>
+    </w:p>
+    <w:p>
+      <w:r>
+        <w:t>Q4. Lymphatics along the right gastroepiploic vessels drain into:</w:t>
+      </w:r>
+      <w:r>
+        <w:br/>
+        <w:t>A. Suprapyloric nodes</w:t>
+      </w:r>
+      <w:r>
+        <w:br/>
+        <w:t>B. Subpyloric (infrapyloric) nodes[CORRECT]</w:t>
+      </w:r>
+      <w:r>
+        <w:br/>
+        <w:t>C. Celiac trunk nodes directly</w:t>
+      </w:r>
+      <w:r>
+        <w:br/>
+        <w:t>D. Lumbar nodes</w:t>
+      </w:r>
+    </w:p>
+    <w:p>
+      <w:r>
+        <w:t>_____</w:t>
+      </w:r>
+    </w:p>
+    <w:p>
+      <w:r>
+        <w:t>Q5. The pyloric part of the stomach primarily drains into:</w:t>
+      </w:r>
+      <w:r>
+        <w:br/>
+        <w:t>A. Pancreaticosplenic nodes</w:t>
+      </w:r>
+      <w:r>
+        <w:br/>
+        <w:t>B. Left gastric nodes</w:t>
+      </w:r>
+      <w:r>
+        <w:br/>
+        <w:t>C. Pyloric (suprapyloric and infrapyloric) nodes[CORRECT]</w:t>
+      </w:r>
+      <w:r>
+        <w:br/>
+        <w:t>D. Paraumbilical nodes</w:t>
+      </w:r>
+    </w:p>
+    <w:p>
+      <w:r>
+        <w:t>_____MCQ_END_____</w:t>
+      </w:r>
+    </w:p>
+    <w:p/>
+    <w:p/>
     <w:sectPr>
       <w:pgSz w:w="11906" w:h="16838"/>
       <w:pgMar w:top="1440" w:right="1440" w:bottom="1440" w:left="1440" w:header="708" w:footer="708" w:gutter="0"/>
